--- a/Lab05/Lab05 - Báo cáo.docx
+++ b/Lab05/Lab05 - Báo cáo.docx
@@ -77,6 +77,14 @@
         </w:rPr>
         <w:t xml:space="preserve">Họ và tên: </w:t>
       </w:r>
+      <w:r>
+        <w:rPr>
+          <w:rFonts w:ascii="Times New Roman" w:hAnsi="Times New Roman" w:cs="Times New Roman"/>
+          <w:sz w:val="26"/>
+          <w:szCs w:val="26"/>
+        </w:rPr>
+        <w:t>Hà Tiến Đạt</w:t>
+      </w:r>
     </w:p>
     <w:p>
       <w:pPr>
@@ -102,6 +110,14 @@
         </w:rPr>
         <w:t xml:space="preserve"> MSSV: </w:t>
       </w:r>
+      <w:r>
+        <w:rPr>
+          <w:rFonts w:ascii="Times New Roman" w:hAnsi="Times New Roman" w:cs="Times New Roman"/>
+          <w:sz w:val="26"/>
+          <w:szCs w:val="26"/>
+        </w:rPr>
+        <w:t>202417231</w:t>
+      </w:r>
     </w:p>
     <w:p>
       <w:pPr>
@@ -126,6 +142,14 @@
           <w:szCs w:val="26"/>
         </w:rPr>
         <w:t xml:space="preserve"> Lớp: </w:t>
+      </w:r>
+      <w:r>
+        <w:rPr>
+          <w:rFonts w:ascii="Times New Roman" w:hAnsi="Times New Roman" w:cs="Times New Roman"/>
+          <w:sz w:val="26"/>
+          <w:szCs w:val="26"/>
+        </w:rPr>
+        <w:t>IT-EP K69</w:t>
       </w:r>
     </w:p>
     <w:p>
@@ -383,10 +407,10 @@
       <w:r>
         <w:lastRenderedPageBreak/>
         <w:drawing>
-          <wp:inline distT="0" distB="0" distL="0" distR="0" wp14:anchorId="005298FA" wp14:editId="7BC3624B">
-            <wp:extent cx="4758267" cy="3835590"/>
-            <wp:effectExtent l="0" t="0" r="4445" b="0"/>
-            <wp:docPr id="1608192991" name="Picture 1"/>
+          <wp:inline distT="0" distB="0" distL="0" distR="0" wp14:anchorId="3B4A6A98" wp14:editId="28B0A15C">
+            <wp:extent cx="5943600" cy="4521200"/>
+            <wp:effectExtent l="0" t="0" r="0" b="0"/>
+            <wp:docPr id="284857315" name="Hình ảnh 1"/>
             <wp:cNvGraphicFramePr>
               <a:graphicFrameLocks xmlns:a="http://schemas.openxmlformats.org/drawingml/2006/main" noChangeAspect="1"/>
             </wp:cNvGraphicFramePr>
@@ -394,23 +418,36 @@
               <a:graphicData uri="http://schemas.openxmlformats.org/drawingml/2006/picture">
                 <pic:pic xmlns:pic="http://schemas.openxmlformats.org/drawingml/2006/picture">
                   <pic:nvPicPr>
-                    <pic:cNvPr id="1608192991" name=""/>
-                    <pic:cNvPicPr/>
+                    <pic:cNvPr id="0" name="Picture 1"/>
+                    <pic:cNvPicPr>
+                      <a:picLocks noChangeAspect="1" noChangeArrowheads="1"/>
+                    </pic:cNvPicPr>
                   </pic:nvPicPr>
                   <pic:blipFill>
-                    <a:blip r:embed="rId4"/>
+                    <a:blip r:embed="rId4">
+                      <a:extLst>
+                        <a:ext uri="{28A0092B-C50C-407E-A947-70E740481C1C}">
+                          <a14:useLocalDpi xmlns:a14="http://schemas.microsoft.com/office/drawing/2010/main" val="0"/>
+                        </a:ext>
+                      </a:extLst>
+                    </a:blip>
+                    <a:srcRect/>
                     <a:stretch>
                       <a:fillRect/>
                     </a:stretch>
                   </pic:blipFill>
-                  <pic:spPr>
+                  <pic:spPr bwMode="auto">
                     <a:xfrm>
                       <a:off x="0" y="0"/>
-                      <a:ext cx="4780480" cy="3853496"/>
+                      <a:ext cx="5943600" cy="4521200"/>
                     </a:xfrm>
                     <a:prstGeom prst="rect">
                       <a:avLst/>
                     </a:prstGeom>
+                    <a:noFill/>
+                    <a:ln>
+                      <a:noFill/>
+                    </a:ln>
                   </pic:spPr>
                 </pic:pic>
               </a:graphicData>
@@ -431,16 +468,12 @@
         </w:rPr>
       </w:pPr>
       <w:r>
-        <w:rPr>
-          <w:rFonts w:ascii="Times New Roman" w:hAnsi="Times New Roman" w:cs="Times New Roman"/>
-          <w:sz w:val="26"/>
-          <w:szCs w:val="26"/>
-        </w:rPr>
+        <w:lastRenderedPageBreak/>
         <w:drawing>
-          <wp:inline distT="0" distB="0" distL="0" distR="0" wp14:anchorId="119ECF49" wp14:editId="1482E4EF">
-            <wp:extent cx="4791710" cy="3531839"/>
-            <wp:effectExtent l="0" t="0" r="0" b="0"/>
-            <wp:docPr id="2114542975" name="Picture 1"/>
+          <wp:inline distT="0" distB="0" distL="0" distR="0" wp14:anchorId="1FB30F90" wp14:editId="0A51F815">
+            <wp:extent cx="5943600" cy="4603750"/>
+            <wp:effectExtent l="0" t="0" r="0" b="6350"/>
+            <wp:docPr id="1964374800" name="Hình ảnh 2"/>
             <wp:cNvGraphicFramePr>
               <a:graphicFrameLocks xmlns:a="http://schemas.openxmlformats.org/drawingml/2006/main" noChangeAspect="1"/>
             </wp:cNvGraphicFramePr>
@@ -448,23 +481,36 @@
               <a:graphicData uri="http://schemas.openxmlformats.org/drawingml/2006/picture">
                 <pic:pic xmlns:pic="http://schemas.openxmlformats.org/drawingml/2006/picture">
                   <pic:nvPicPr>
-                    <pic:cNvPr id="2114542975" name=""/>
-                    <pic:cNvPicPr/>
+                    <pic:cNvPr id="0" name="Picture 3"/>
+                    <pic:cNvPicPr>
+                      <a:picLocks noChangeAspect="1" noChangeArrowheads="1"/>
+                    </pic:cNvPicPr>
                   </pic:nvPicPr>
                   <pic:blipFill>
-                    <a:blip r:embed="rId5"/>
+                    <a:blip r:embed="rId5">
+                      <a:extLst>
+                        <a:ext uri="{28A0092B-C50C-407E-A947-70E740481C1C}">
+                          <a14:useLocalDpi xmlns:a14="http://schemas.microsoft.com/office/drawing/2010/main" val="0"/>
+                        </a:ext>
+                      </a:extLst>
+                    </a:blip>
+                    <a:srcRect/>
                     <a:stretch>
                       <a:fillRect/>
                     </a:stretch>
                   </pic:blipFill>
-                  <pic:spPr>
+                  <pic:spPr bwMode="auto">
                     <a:xfrm>
                       <a:off x="0" y="0"/>
-                      <a:ext cx="4827113" cy="3557933"/>
+                      <a:ext cx="5943600" cy="4603750"/>
                     </a:xfrm>
                     <a:prstGeom prst="rect">
                       <a:avLst/>
                     </a:prstGeom>
+                    <a:noFill/>
+                    <a:ln>
+                      <a:noFill/>
+                    </a:ln>
                   </pic:spPr>
                 </pic:pic>
               </a:graphicData>
@@ -547,7 +593,6 @@
           <w:sz w:val="26"/>
           <w:szCs w:val="26"/>
         </w:rPr>
-        <w:lastRenderedPageBreak/>
         <w:t>2. GIAO DIỆN GIỎ HÀNG CART SCREEN (JAVAFX NHÚNG SWING QUA JFXPANEL)</w:t>
       </w:r>
     </w:p>
@@ -639,6 +684,7 @@
           <w:sz w:val="26"/>
           <w:szCs w:val="26"/>
         </w:rPr>
+        <w:lastRenderedPageBreak/>
         <w:t>- Tích hợp ô tìm kiếm "Filter" động bằng FilteredList (lọc theo ID hoặc theo Title), tự động cập nhật kết quả lọc tức thì khi người dùng thay đổi lựa chọn Radio Button mà không cần gõ lại.</w:t>
       </w:r>
     </w:p>
@@ -708,7 +754,6 @@
     </w:p>
     <w:p>
       <w:r>
-        <w:lastRenderedPageBreak/>
         <w:drawing>
           <wp:inline distT="0" distB="0" distL="0" distR="0" wp14:anchorId="7C956E40" wp14:editId="0BB38DC1">
             <wp:extent cx="4859867" cy="3594538"/>
@@ -773,6 +818,7 @@
           <w:sz w:val="26"/>
           <w:szCs w:val="26"/>
         </w:rPr>
+        <w:lastRenderedPageBreak/>
         <w:drawing>
           <wp:inline distT="0" distB="0" distL="0" distR="0" wp14:anchorId="0251EC60" wp14:editId="1BE5C863">
             <wp:extent cx="5139267" cy="3854452"/>
@@ -823,7 +869,6 @@
         <w:rPr>
           <w:rFonts w:ascii="Times New Roman" w:hAnsi="Times New Roman" w:cs="Times New Roman"/>
         </w:rPr>
-        <w:lastRenderedPageBreak/>
         <w:t>Giao diện giỏ hàng (Cart Screen) sử dụng JavaFX nhúng vào Swing thông qua lớp trung gian JFXPanel.</w:t>
       </w:r>
     </w:p>
@@ -1051,7 +1096,6 @@
           <w:sz w:val="26"/>
           <w:szCs w:val="26"/>
         </w:rPr>
-        <w:lastRenderedPageBreak/>
         <w:t>- Khi phát nhạc ở các đĩa bị lỗi độ dài (length &lt;= 0), chương trình không bị sập mà sẽ hiển thị Hộp thoại Swing Dialog (JOptionPane.showMessageDialog) thông báo lỗi màu đỏ trực quan cho người dùng, mang lại trải nghiệm cực kỳ an toàn.</w:t>
       </w:r>
     </w:p>
@@ -1133,6 +1177,7 @@
           <w:sz w:val="26"/>
           <w:szCs w:val="26"/>
         </w:rPr>
+        <w:lastRenderedPageBreak/>
         <w:drawing>
           <wp:inline distT="0" distB="0" distL="0" distR="0" wp14:anchorId="22293605" wp14:editId="220A24C7">
             <wp:extent cx="5943600" cy="3522980"/>
@@ -1215,7 +1260,7 @@
         <w:kern w:val="2"/>
         <w:sz w:val="24"/>
         <w:szCs w:val="24"/>
-        <w:lang w:val="en-VN" w:eastAsia="en-US" w:bidi="ar-SA"/>
+        <w:lang w:eastAsia="en-US" w:bidi="ar-SA"/>
         <w14:ligatures w14:val="standardContextual"/>
       </w:rPr>
     </w:rPrDefault>
@@ -1603,7 +1648,7 @@
     <w:lsdException w:name="Unresolved Mention" w:semiHidden="1" w:unhideWhenUsed="1"/>
     <w:lsdException w:name="Smart Link" w:semiHidden="1" w:unhideWhenUsed="1"/>
   </w:latentStyles>
-  <w:style w:type="paragraph" w:default="1" w:styleId="Normal">
+  <w:style w:type="paragraph" w:default="1" w:styleId="Binhthng">
     <w:name w:val="Normal"/>
     <w:qFormat/>
     <w:rsid w:val="00060523"/>
@@ -1612,11 +1657,11 @@
       <w:lang w:val="en-US"/>
     </w:rPr>
   </w:style>
-  <w:style w:type="paragraph" w:styleId="Heading1">
+  <w:style w:type="paragraph" w:styleId="u1">
     <w:name w:val="heading 1"/>
-    <w:basedOn w:val="Normal"/>
-    <w:next w:val="Normal"/>
-    <w:link w:val="Heading1Char"/>
+    <w:basedOn w:val="Binhthng"/>
+    <w:next w:val="Binhthng"/>
+    <w:link w:val="u1Char"/>
     <w:uiPriority w:val="9"/>
     <w:qFormat/>
     <w:rsid w:val="00060523"/>
@@ -1633,11 +1678,11 @@
       <w:szCs w:val="40"/>
     </w:rPr>
   </w:style>
-  <w:style w:type="paragraph" w:styleId="Heading2">
+  <w:style w:type="paragraph" w:styleId="u2">
     <w:name w:val="heading 2"/>
-    <w:basedOn w:val="Normal"/>
-    <w:next w:val="Normal"/>
-    <w:link w:val="Heading2Char"/>
+    <w:basedOn w:val="Binhthng"/>
+    <w:next w:val="Binhthng"/>
+    <w:link w:val="u2Char"/>
     <w:uiPriority w:val="9"/>
     <w:semiHidden/>
     <w:unhideWhenUsed/>
@@ -1656,11 +1701,11 @@
       <w:szCs w:val="32"/>
     </w:rPr>
   </w:style>
-  <w:style w:type="paragraph" w:styleId="Heading3">
+  <w:style w:type="paragraph" w:styleId="u3">
     <w:name w:val="heading 3"/>
-    <w:basedOn w:val="Normal"/>
-    <w:next w:val="Normal"/>
-    <w:link w:val="Heading3Char"/>
+    <w:basedOn w:val="Binhthng"/>
+    <w:next w:val="Binhthng"/>
+    <w:link w:val="u3Char"/>
     <w:uiPriority w:val="9"/>
     <w:semiHidden/>
     <w:unhideWhenUsed/>
@@ -1679,11 +1724,11 @@
       <w:szCs w:val="28"/>
     </w:rPr>
   </w:style>
-  <w:style w:type="paragraph" w:styleId="Heading4">
+  <w:style w:type="paragraph" w:styleId="u4">
     <w:name w:val="heading 4"/>
-    <w:basedOn w:val="Normal"/>
-    <w:next w:val="Normal"/>
-    <w:link w:val="Heading4Char"/>
+    <w:basedOn w:val="Binhthng"/>
+    <w:next w:val="Binhthng"/>
+    <w:link w:val="u4Char"/>
     <w:uiPriority w:val="9"/>
     <w:semiHidden/>
     <w:unhideWhenUsed/>
@@ -1702,11 +1747,11 @@
       <w:color w:val="0F4761" w:themeColor="accent1" w:themeShade="BF"/>
     </w:rPr>
   </w:style>
-  <w:style w:type="paragraph" w:styleId="Heading5">
+  <w:style w:type="paragraph" w:styleId="u5">
     <w:name w:val="heading 5"/>
-    <w:basedOn w:val="Normal"/>
-    <w:next w:val="Normal"/>
-    <w:link w:val="Heading5Char"/>
+    <w:basedOn w:val="Binhthng"/>
+    <w:next w:val="Binhthng"/>
+    <w:link w:val="u5Char"/>
     <w:uiPriority w:val="9"/>
     <w:semiHidden/>
     <w:unhideWhenUsed/>
@@ -1723,11 +1768,11 @@
       <w:color w:val="0F4761" w:themeColor="accent1" w:themeShade="BF"/>
     </w:rPr>
   </w:style>
-  <w:style w:type="paragraph" w:styleId="Heading6">
+  <w:style w:type="paragraph" w:styleId="u6">
     <w:name w:val="heading 6"/>
-    <w:basedOn w:val="Normal"/>
-    <w:next w:val="Normal"/>
-    <w:link w:val="Heading6Char"/>
+    <w:basedOn w:val="Binhthng"/>
+    <w:next w:val="Binhthng"/>
+    <w:link w:val="u6Char"/>
     <w:uiPriority w:val="9"/>
     <w:semiHidden/>
     <w:unhideWhenUsed/>
@@ -1746,11 +1791,11 @@
       <w:color w:val="595959" w:themeColor="text1" w:themeTint="A6"/>
     </w:rPr>
   </w:style>
-  <w:style w:type="paragraph" w:styleId="Heading7">
+  <w:style w:type="paragraph" w:styleId="u7">
     <w:name w:val="heading 7"/>
-    <w:basedOn w:val="Normal"/>
-    <w:next w:val="Normal"/>
-    <w:link w:val="Heading7Char"/>
+    <w:basedOn w:val="Binhthng"/>
+    <w:next w:val="Binhthng"/>
+    <w:link w:val="u7Char"/>
     <w:uiPriority w:val="9"/>
     <w:semiHidden/>
     <w:unhideWhenUsed/>
@@ -1767,11 +1812,11 @@
       <w:color w:val="595959" w:themeColor="text1" w:themeTint="A6"/>
     </w:rPr>
   </w:style>
-  <w:style w:type="paragraph" w:styleId="Heading8">
+  <w:style w:type="paragraph" w:styleId="u8">
     <w:name w:val="heading 8"/>
-    <w:basedOn w:val="Normal"/>
-    <w:next w:val="Normal"/>
-    <w:link w:val="Heading8Char"/>
+    <w:basedOn w:val="Binhthng"/>
+    <w:next w:val="Binhthng"/>
+    <w:link w:val="u8Char"/>
     <w:uiPriority w:val="9"/>
     <w:semiHidden/>
     <w:unhideWhenUsed/>
@@ -1790,11 +1835,11 @@
       <w:color w:val="272727" w:themeColor="text1" w:themeTint="D8"/>
     </w:rPr>
   </w:style>
-  <w:style w:type="paragraph" w:styleId="Heading9">
+  <w:style w:type="paragraph" w:styleId="u9">
     <w:name w:val="heading 9"/>
-    <w:basedOn w:val="Normal"/>
-    <w:next w:val="Normal"/>
-    <w:link w:val="Heading9Char"/>
+    <w:basedOn w:val="Binhthng"/>
+    <w:next w:val="Binhthng"/>
+    <w:link w:val="u9Char"/>
     <w:uiPriority w:val="9"/>
     <w:semiHidden/>
     <w:unhideWhenUsed/>
@@ -1811,13 +1856,13 @@
       <w:color w:val="272727" w:themeColor="text1" w:themeTint="D8"/>
     </w:rPr>
   </w:style>
-  <w:style w:type="character" w:default="1" w:styleId="DefaultParagraphFont">
+  <w:style w:type="character" w:default="1" w:styleId="Phngmcinhcuaoanvn">
     <w:name w:val="Default Paragraph Font"/>
     <w:uiPriority w:val="1"/>
     <w:semiHidden/>
     <w:unhideWhenUsed/>
   </w:style>
-  <w:style w:type="table" w:default="1" w:styleId="TableNormal">
+  <w:style w:type="table" w:default="1" w:styleId="BangThngthng">
     <w:name w:val="Normal Table"/>
     <w:uiPriority w:val="99"/>
     <w:semiHidden/>
@@ -1832,16 +1877,16 @@
       </w:tblCellMar>
     </w:tblPr>
   </w:style>
-  <w:style w:type="numbering" w:default="1" w:styleId="NoList">
+  <w:style w:type="numbering" w:default="1" w:styleId="Khngco">
     <w:name w:val="No List"/>
     <w:uiPriority w:val="99"/>
     <w:semiHidden/>
     <w:unhideWhenUsed/>
   </w:style>
-  <w:style w:type="character" w:customStyle="1" w:styleId="Heading1Char">
-    <w:name w:val="Heading 1 Char"/>
-    <w:basedOn w:val="DefaultParagraphFont"/>
-    <w:link w:val="Heading1"/>
+  <w:style w:type="character" w:customStyle="1" w:styleId="u1Char">
+    <w:name w:val="Đầu đề 1 Char"/>
+    <w:basedOn w:val="Phngmcinhcuaoanvn"/>
+    <w:link w:val="u1"/>
     <w:uiPriority w:val="9"/>
     <w:rsid w:val="00060523"/>
     <w:rPr>
@@ -1853,10 +1898,10 @@
       <w:lang w:val="en-US"/>
     </w:rPr>
   </w:style>
-  <w:style w:type="character" w:customStyle="1" w:styleId="Heading2Char">
-    <w:name w:val="Heading 2 Char"/>
-    <w:basedOn w:val="DefaultParagraphFont"/>
-    <w:link w:val="Heading2"/>
+  <w:style w:type="character" w:customStyle="1" w:styleId="u2Char">
+    <w:name w:val="Đầu đề 2 Char"/>
+    <w:basedOn w:val="Phngmcinhcuaoanvn"/>
+    <w:link w:val="u2"/>
     <w:uiPriority w:val="9"/>
     <w:semiHidden/>
     <w:rsid w:val="00060523"/>
@@ -1869,10 +1914,10 @@
       <w:lang w:val="en-US"/>
     </w:rPr>
   </w:style>
-  <w:style w:type="character" w:customStyle="1" w:styleId="Heading3Char">
-    <w:name w:val="Heading 3 Char"/>
-    <w:basedOn w:val="DefaultParagraphFont"/>
-    <w:link w:val="Heading3"/>
+  <w:style w:type="character" w:customStyle="1" w:styleId="u3Char">
+    <w:name w:val="Đầu đề 3 Char"/>
+    <w:basedOn w:val="Phngmcinhcuaoanvn"/>
+    <w:link w:val="u3"/>
     <w:uiPriority w:val="9"/>
     <w:semiHidden/>
     <w:rsid w:val="00060523"/>
@@ -1885,10 +1930,10 @@
       <w:lang w:val="en-US"/>
     </w:rPr>
   </w:style>
-  <w:style w:type="character" w:customStyle="1" w:styleId="Heading4Char">
-    <w:name w:val="Heading 4 Char"/>
-    <w:basedOn w:val="DefaultParagraphFont"/>
-    <w:link w:val="Heading4"/>
+  <w:style w:type="character" w:customStyle="1" w:styleId="u4Char">
+    <w:name w:val="Đầu đề 4 Char"/>
+    <w:basedOn w:val="Phngmcinhcuaoanvn"/>
+    <w:link w:val="u4"/>
     <w:uiPriority w:val="9"/>
     <w:semiHidden/>
     <w:rsid w:val="00060523"/>
@@ -1901,10 +1946,10 @@
       <w:lang w:val="en-US"/>
     </w:rPr>
   </w:style>
-  <w:style w:type="character" w:customStyle="1" w:styleId="Heading5Char">
-    <w:name w:val="Heading 5 Char"/>
-    <w:basedOn w:val="DefaultParagraphFont"/>
-    <w:link w:val="Heading5"/>
+  <w:style w:type="character" w:customStyle="1" w:styleId="u5Char">
+    <w:name w:val="Đầu đề 5 Char"/>
+    <w:basedOn w:val="Phngmcinhcuaoanvn"/>
+    <w:link w:val="u5"/>
     <w:uiPriority w:val="9"/>
     <w:semiHidden/>
     <w:rsid w:val="00060523"/>
@@ -1915,10 +1960,10 @@
       <w:lang w:val="en-US"/>
     </w:rPr>
   </w:style>
-  <w:style w:type="character" w:customStyle="1" w:styleId="Heading6Char">
-    <w:name w:val="Heading 6 Char"/>
-    <w:basedOn w:val="DefaultParagraphFont"/>
-    <w:link w:val="Heading6"/>
+  <w:style w:type="character" w:customStyle="1" w:styleId="u6Char">
+    <w:name w:val="Đầu đề 6 Char"/>
+    <w:basedOn w:val="Phngmcinhcuaoanvn"/>
+    <w:link w:val="u6"/>
     <w:uiPriority w:val="9"/>
     <w:semiHidden/>
     <w:rsid w:val="00060523"/>
@@ -1931,10 +1976,10 @@
       <w:lang w:val="en-US"/>
     </w:rPr>
   </w:style>
-  <w:style w:type="character" w:customStyle="1" w:styleId="Heading7Char">
-    <w:name w:val="Heading 7 Char"/>
-    <w:basedOn w:val="DefaultParagraphFont"/>
-    <w:link w:val="Heading7"/>
+  <w:style w:type="character" w:customStyle="1" w:styleId="u7Char">
+    <w:name w:val="Đầu đề 7 Char"/>
+    <w:basedOn w:val="Phngmcinhcuaoanvn"/>
+    <w:link w:val="u7"/>
     <w:uiPriority w:val="9"/>
     <w:semiHidden/>
     <w:rsid w:val="00060523"/>
@@ -1945,10 +1990,10 @@
       <w:lang w:val="en-US"/>
     </w:rPr>
   </w:style>
-  <w:style w:type="character" w:customStyle="1" w:styleId="Heading8Char">
-    <w:name w:val="Heading 8 Char"/>
-    <w:basedOn w:val="DefaultParagraphFont"/>
-    <w:link w:val="Heading8"/>
+  <w:style w:type="character" w:customStyle="1" w:styleId="u8Char">
+    <w:name w:val="Đầu đề 8 Char"/>
+    <w:basedOn w:val="Phngmcinhcuaoanvn"/>
+    <w:link w:val="u8"/>
     <w:uiPriority w:val="9"/>
     <w:semiHidden/>
     <w:rsid w:val="00060523"/>
@@ -1961,10 +2006,10 @@
       <w:lang w:val="en-US"/>
     </w:rPr>
   </w:style>
-  <w:style w:type="character" w:customStyle="1" w:styleId="Heading9Char">
-    <w:name w:val="Heading 9 Char"/>
-    <w:basedOn w:val="DefaultParagraphFont"/>
-    <w:link w:val="Heading9"/>
+  <w:style w:type="character" w:customStyle="1" w:styleId="u9Char">
+    <w:name w:val="Đầu đề 9 Char"/>
+    <w:basedOn w:val="Phngmcinhcuaoanvn"/>
+    <w:link w:val="u9"/>
     <w:uiPriority w:val="9"/>
     <w:semiHidden/>
     <w:rsid w:val="00060523"/>
@@ -1975,11 +2020,11 @@
       <w:lang w:val="en-US"/>
     </w:rPr>
   </w:style>
-  <w:style w:type="paragraph" w:styleId="Title">
+  <w:style w:type="paragraph" w:styleId="Tiu">
     <w:name w:val="Title"/>
-    <w:basedOn w:val="Normal"/>
-    <w:next w:val="Normal"/>
-    <w:link w:val="TitleChar"/>
+    <w:basedOn w:val="Binhthng"/>
+    <w:next w:val="Binhthng"/>
+    <w:link w:val="TiuChar"/>
     <w:uiPriority w:val="10"/>
     <w:qFormat/>
     <w:rsid w:val="00060523"/>
@@ -1995,10 +2040,10 @@
       <w:szCs w:val="56"/>
     </w:rPr>
   </w:style>
-  <w:style w:type="character" w:customStyle="1" w:styleId="TitleChar">
-    <w:name w:val="Title Char"/>
-    <w:basedOn w:val="DefaultParagraphFont"/>
-    <w:link w:val="Title"/>
+  <w:style w:type="character" w:customStyle="1" w:styleId="TiuChar">
+    <w:name w:val="Tiêu đề Char"/>
+    <w:basedOn w:val="Phngmcinhcuaoanvn"/>
+    <w:link w:val="Tiu"/>
     <w:uiPriority w:val="10"/>
     <w:rsid w:val="00060523"/>
     <w:rPr>
@@ -2011,11 +2056,11 @@
       <w:lang w:val="en-US"/>
     </w:rPr>
   </w:style>
-  <w:style w:type="paragraph" w:styleId="Subtitle">
+  <w:style w:type="paragraph" w:styleId="Tiuphu">
     <w:name w:val="Subtitle"/>
-    <w:basedOn w:val="Normal"/>
-    <w:next w:val="Normal"/>
-    <w:link w:val="SubtitleChar"/>
+    <w:basedOn w:val="Binhthng"/>
+    <w:next w:val="Binhthng"/>
+    <w:link w:val="TiuphuChar"/>
     <w:uiPriority w:val="11"/>
     <w:qFormat/>
     <w:rsid w:val="00060523"/>
@@ -2032,10 +2077,10 @@
       <w:szCs w:val="28"/>
     </w:rPr>
   </w:style>
-  <w:style w:type="character" w:customStyle="1" w:styleId="SubtitleChar">
-    <w:name w:val="Subtitle Char"/>
-    <w:basedOn w:val="DefaultParagraphFont"/>
-    <w:link w:val="Subtitle"/>
+  <w:style w:type="character" w:customStyle="1" w:styleId="TiuphuChar">
+    <w:name w:val="Tiêu đề phụ Char"/>
+    <w:basedOn w:val="Phngmcinhcuaoanvn"/>
+    <w:link w:val="Tiuphu"/>
     <w:uiPriority w:val="11"/>
     <w:rsid w:val="00060523"/>
     <w:rPr>
@@ -2048,11 +2093,11 @@
       <w:lang w:val="en-US"/>
     </w:rPr>
   </w:style>
-  <w:style w:type="paragraph" w:styleId="Quote">
+  <w:style w:type="paragraph" w:styleId="Litrichdn">
     <w:name w:val="Quote"/>
-    <w:basedOn w:val="Normal"/>
-    <w:next w:val="Normal"/>
-    <w:link w:val="QuoteChar"/>
+    <w:basedOn w:val="Binhthng"/>
+    <w:next w:val="Binhthng"/>
+    <w:link w:val="LitrichdnChar"/>
     <w:uiPriority w:val="29"/>
     <w:qFormat/>
     <w:rsid w:val="00060523"/>
@@ -2066,10 +2111,10 @@
       <w:color w:val="404040" w:themeColor="text1" w:themeTint="BF"/>
     </w:rPr>
   </w:style>
-  <w:style w:type="character" w:customStyle="1" w:styleId="QuoteChar">
-    <w:name w:val="Quote Char"/>
-    <w:basedOn w:val="DefaultParagraphFont"/>
-    <w:link w:val="Quote"/>
+  <w:style w:type="character" w:customStyle="1" w:styleId="LitrichdnChar">
+    <w:name w:val="Lời trích dẫn Char"/>
+    <w:basedOn w:val="Phngmcinhcuaoanvn"/>
+    <w:link w:val="Litrichdn"/>
     <w:uiPriority w:val="29"/>
     <w:rsid w:val="00060523"/>
     <w:rPr>
@@ -2080,9 +2125,9 @@
       <w:lang w:val="en-US"/>
     </w:rPr>
   </w:style>
-  <w:style w:type="paragraph" w:styleId="ListParagraph">
+  <w:style w:type="paragraph" w:styleId="oancuaDanhsach">
     <w:name w:val="List Paragraph"/>
-    <w:basedOn w:val="Normal"/>
+    <w:basedOn w:val="Binhthng"/>
     <w:uiPriority w:val="34"/>
     <w:qFormat/>
     <w:rsid w:val="00060523"/>
@@ -2091,9 +2136,9 @@
       <w:contextualSpacing/>
     </w:pPr>
   </w:style>
-  <w:style w:type="character" w:styleId="IntenseEmphasis">
+  <w:style w:type="character" w:styleId="NhnmnhThm">
     <w:name w:val="Intense Emphasis"/>
-    <w:basedOn w:val="DefaultParagraphFont"/>
+    <w:basedOn w:val="Phngmcinhcuaoanvn"/>
     <w:uiPriority w:val="21"/>
     <w:qFormat/>
     <w:rsid w:val="00060523"/>
@@ -2103,11 +2148,11 @@
       <w:color w:val="0F4761" w:themeColor="accent1" w:themeShade="BF"/>
     </w:rPr>
   </w:style>
-  <w:style w:type="paragraph" w:styleId="IntenseQuote">
+  <w:style w:type="paragraph" w:styleId="Nhaykepm">
     <w:name w:val="Intense Quote"/>
-    <w:basedOn w:val="Normal"/>
-    <w:next w:val="Normal"/>
-    <w:link w:val="IntenseQuoteChar"/>
+    <w:basedOn w:val="Binhthng"/>
+    <w:next w:val="Binhthng"/>
+    <w:link w:val="NhaykepmChar"/>
     <w:uiPriority w:val="30"/>
     <w:qFormat/>
     <w:rsid w:val="00060523"/>
@@ -2126,10 +2171,10 @@
       <w:color w:val="0F4761" w:themeColor="accent1" w:themeShade="BF"/>
     </w:rPr>
   </w:style>
-  <w:style w:type="character" w:customStyle="1" w:styleId="IntenseQuoteChar">
-    <w:name w:val="Intense Quote Char"/>
-    <w:basedOn w:val="DefaultParagraphFont"/>
-    <w:link w:val="IntenseQuote"/>
+  <w:style w:type="character" w:customStyle="1" w:styleId="NhaykepmChar">
+    <w:name w:val="Nháy kép Đậm Char"/>
+    <w:basedOn w:val="Phngmcinhcuaoanvn"/>
+    <w:link w:val="Nhaykepm"/>
     <w:uiPriority w:val="30"/>
     <w:rsid w:val="00060523"/>
     <w:rPr>
@@ -2140,9 +2185,9 @@
       <w:lang w:val="en-US"/>
     </w:rPr>
   </w:style>
-  <w:style w:type="character" w:styleId="IntenseReference">
+  <w:style w:type="character" w:styleId="ThamchiuNhnmnh">
     <w:name w:val="Intense Reference"/>
-    <w:basedOn w:val="DefaultParagraphFont"/>
+    <w:basedOn w:val="Phngmcinhcuaoanvn"/>
     <w:uiPriority w:val="32"/>
     <w:qFormat/>
     <w:rsid w:val="00060523"/>
